--- a/NC25OL Specification v01.09.docx
+++ b/NC25OL Specification v01.09.docx
@@ -173,7 +173,7 @@
                 <w:color w:val="000000"/>
                 <w:sz w:val="18"/>
               </w:rPr>
-              <w:t>01.09.01</w:t>
+              <w:t>01.09.02</w:t>
             </w:r>
           </w:p>
         </w:tc>
@@ -232,7 +232,7 @@
                 <w:color w:val="000000"/>
                 <w:sz w:val="18"/>
               </w:rPr>
-              <w:t>17 October 2026</w:t>
+              <w:t>18 October 2026</w:t>
             </w:r>
           </w:p>
         </w:tc>

--- a/NC25OL Specification v01.09.docx
+++ b/NC25OL Specification v01.09.docx
@@ -173,7 +173,7 @@
                 <w:color w:val="000000"/>
                 <w:sz w:val="18"/>
               </w:rPr>
-              <w:t>01.09.02</w:t>
+              <w:t>01.09.03</w:t>
             </w:r>
           </w:p>
         </w:tc>
@@ -232,7 +232,7 @@
                 <w:color w:val="000000"/>
                 <w:sz w:val="18"/>
               </w:rPr>
-              <w:t>18 October 2026</w:t>
+              <w:t>22 October 2026</w:t>
             </w:r>
           </w:p>
         </w:tc>
@@ -4123,7 +4123,7 @@
         <w:pStyle w:val="ListBullet"/>
       </w:pPr>
       <w:r>
-        <w:t>The declared capacity carries a provenance coding (fully stipulated, empirically calibrated, derived from a load model, or mixed). The coding is sealed by the declaration hash and never read by the gate.</w:t>
+        <w:t>The declaration enforces a non-negative capacity but does not encode its empirical origin. Any calibration or load-model evidence belongs to an external governance record; this package does not bind it.</w:t>
       </w:r>
     </w:p>
     <w:p>
@@ -6899,7 +6899,7 @@
         <w:pStyle w:val="ListBullet"/>
       </w:pPr>
       <w:r>
-        <w:t>identifies one connector, identity issuer, and permitted environments;</w:t>
+        <w:t>identifies one connector; runtime workload identity and permitted environments require external identity and transport enforcement;</w:t>
       </w:r>
     </w:p>
     <w:p>
@@ -6915,7 +6915,7 @@
         <w:pStyle w:val="ListBullet"/>
       </w:pPr>
       <w:r>
-        <w:t>declares a structural selector, capacity, and capacity provenance coding independently from domain limits;</w:t>
+        <w:t>declares a non-negative structural capacity independently from domain resource limits; capacity provenance is outside this schema;</w:t>
       </w:r>
     </w:p>
     <w:p>
@@ -6931,7 +6931,7 @@
         <w:pStyle w:val="ListBullet"/>
       </w:pPr>
       <w:r>
-        <w:t>names owners, interfaces, off-limits systems, and change process;</w:t>
+        <w:t>names approval and authority issuers, revision authorities, a no-live-override constraint, and off-limits systems; other ownership and service-separation facts require external governance;</w:t>
       </w:r>
     </w:p>
     <w:p>
@@ -6939,7 +6939,7 @@
         <w:pStyle w:val="ListBullet"/>
       </w:pPr>
       <w:r>
-        <w:t>binds the mapping witness and immutable approval evidence.</w:t>
+        <w:t>binds the mapping witness; declaration-level approval-evidence references are outside this schema.</w:t>
       </w:r>
     </w:p>
     <w:p>
@@ -8052,7 +8052,7 @@
     </w:p>
     <w:p>
       <w:r>
-        <w:t>The reference engine implements DRAFT to ACTIVE plus validity blocking. SUSPENDED, REVOKED, and EXPIRED are production registry projection states whose transitions must be defined and persisted by a production governance adapter.</w:t>
+        <w:t>The reference engine and registry expose only DRAFT and ACTIVE plus validity blocking. Suspension, connector-wide revocation, and expiry transitions require an external governance adapter; they are not states of this registry interface.</w:t>
       </w:r>
     </w:p>
     <w:p>
@@ -9347,7 +9347,7 @@
                 <w:color w:val="000000"/>
                 <w:sz w:val="17"/>
               </w:rPr>
-              <w:t>Connector, target, scope, limit, owner, or interface</w:t>
+              <w:t>Connector, target, scope, limit, approval authority, or off-limits set</w:t>
             </w:r>
           </w:p>
         </w:tc>
@@ -9374,7 +9374,7 @@
                 <w:color w:val="000000"/>
                 <w:sz w:val="17"/>
               </w:rPr>
-              <w:t>New declaration version and approval</w:t>
+              <w:t>New declaration version and approval; external service and lineage records require separate governance</w:t>
             </w:r>
           </w:p>
         </w:tc>
@@ -10478,7 +10478,7 @@
                 <w:color w:val="000000"/>
                 <w:sz w:val="15"/>
               </w:rPr>
-              <w:t>profile.evidence_requirements; declaration.evidence_refs; declaration.interfaces.architect_store_id; profile.registry_policy</w:t>
+              <w:t>profile.evidence_requirements; profile.mapping_witness.evidence_refs; profile.registry_policy</w:t>
             </w:r>
           </w:p>
         </w:tc>
@@ -10564,7 +10564,7 @@
                 <w:color w:val="000000"/>
                 <w:sz w:val="15"/>
               </w:rPr>
-              <w:t>declaration.governance; profile.change_control; declaration.predecessor_declaration_hash</w:t>
+              <w:t>declaration.governance; profile.change_control</w:t>
             </w:r>
           </w:p>
         </w:tc>
@@ -10736,7 +10736,7 @@
                 <w:color w:val="000000"/>
                 <w:sz w:val="15"/>
               </w:rPr>
-              <w:t>profile.mapping_witness.evidence_refs; declaration.evidence_refs</w:t>
+              <w:t>profile.mapping_witness.evidence_refs</w:t>
             </w:r>
           </w:p>
         </w:tc>
@@ -13504,7 +13504,7 @@
         <w:pStyle w:val="ListBullet"/>
       </w:pPr>
       <w:r>
-        <w:t>A standard-library reference WSGI adapter (sdk/python/nc25_universal_adapter.py) implements every route and enforces these wire rules end-to-end: it derives the route scope from the transport identity and never the body, binds the posted activation profile and declaration to the engine's sealed hashes, requires the Idempotency-Key header to equal intent.idempotency_key, binds the path permit hash to the body, and maps engine outcomes to the declared HTTP statuses. The engine's default paths are standard-library only; the optional Ed25519 signers require the pinned cryptography wheel and fail closed without it. Production replaces the scope header with mTLS plus scoped OAuth.</w:t>
+        <w:t>A reference WSGI adapter (sdk/python/nc25_universal_adapter.py) implements every route and validates each POST body against the packaged JSON Schemas with pinned jsonschema before calling the engine. It derives the route scope from the transport identity and never the body, binds the posted activation profile and declaration to the engine's sealed hashes, requires the Idempotency-Key header to equal intent.idempotency_key, binds the path permit hash to the body, and maps engine outcomes to the declared HTTP statuses. The engine's default paths are standard-library only; the optional Ed25519 signers require the pinned cryptography wheel and fail closed without it. Production replaces the scope header with mTLS plus scoped OAuth.</w:t>
       </w:r>
     </w:p>
     <w:p>
@@ -17047,7 +17047,7 @@
         <w:pStyle w:val="ListBullet"/>
       </w:pPr>
       <w:r>
-        <w:t>Every inbound profile, declaration, and runtime message has a normative JSON Schema, exercised by the shipped conformance suite. The reference engine enforces its semantic contract itself; wire-ingress schema validation is an integrator obligation (README step 5), because the standard-library reference adapter deliberately carries no third-party schema dependency.</w:t>
+        <w:t>Every inbound profile, declaration, and runtime message has a normative JSON Schema, exercised by the shipped conformance suite. The reference adapter validates each POST body before the engine and refuses with SCHEMA_VALIDATION_UNAVAILABLE if jsonschema or the packaged schemas are absent or invalid. The engine enforces its semantic contract; integrators must enforce the same schema boundary on any other ingress path.</w:t>
       </w:r>
     </w:p>
     <w:p>
@@ -19851,7 +19851,7 @@
                 <w:color w:val="000000"/>
                 <w:sz w:val="14"/>
               </w:rPr>
-              <w:t>Committed-action structural capacity channel, separate from domain resource limits, with a declared capacity provenance coding.</w:t>
+              <w:t>Committed-action structural capacity channel, separate from domain resource limits.</w:t>
             </w:r>
           </w:p>
         </w:tc>
@@ -19878,7 +19878,7 @@
                 <w:color w:val="000000"/>
                 <w:sz w:val="14"/>
               </w:rPr>
-              <w:t>Domain transaction limits are not the structural selector budget. The reference ledger debits committed actions only; standing pressure, refusals, and failed commits are not accounted, so the core's full structural-pressure accounting remains outside this package.</w:t>
+              <w:t>The package does not verify the provenance of structural capacity. Domain transaction limits are not the structural selector budget. The reference ledger debits committed actions only; standing pressure, refusals, and failed commits are not accounted, so the core's full structural-pressure accounting remains outside this package.</w:t>
             </w:r>
           </w:p>
         </w:tc>

--- a/NC25OL Specification v01.09.docx
+++ b/NC25OL Specification v01.09.docx
@@ -13416,7 +13416,15 @@
         <w:pStyle w:val="ListBullet"/>
       </w:pPr>
       <w:r>
-        <w:t>Every public SDK operation requires an explicit actor_scope; omission fails closed, no method supplies its required role as a default, and production derives the scope from verified workload identity.</w:t>
+        <w:t>Every public SDK operation requires an explicit actor_scope; omission fails closed, no method supplies its required role as a default, and production derives the scope from verified workload identity. Identifier, version, hash and role arguments require native Python str values so caller-defined equality cannot impersonate an actor.</w:t>
+      </w:r>
+    </w:p>
+    <w:p>
+      <w:pPr>
+        <w:pStyle w:val="ListBullet"/>
+      </w:pPr>
+      <w:r>
+        <w:t>Post-authorization resolver failures produce recorded REFUSAL/EXECUTION_DENIED with the submitted request hash and a consumed idempotency key. The architect decision names AUTHORITATIVE_RESOLUTION_FAILED; an exact retry preserves that refusal.</w:t>
       </w:r>
     </w:p>
     <w:p>
@@ -13504,7 +13512,7 @@
         <w:pStyle w:val="ListBullet"/>
       </w:pPr>
       <w:r>
-        <w:t>A reference WSGI adapter (sdk/python/nc25_universal_adapter.py) implements every route and validates each POST body against the packaged JSON Schemas with pinned jsonschema before calling the engine. It derives the route scope from the transport identity and never the body, binds the posted activation profile and declaration to the engine's sealed hashes, requires the Idempotency-Key header to equal intent.idempotency_key, binds the path permit hash to the body, and maps engine outcomes to the declared HTTP statuses. The engine's default paths are standard-library only; the optional Ed25519 signers require the pinned cryptography wheel and fail closed without it. Production replaces the scope header with mTLS plus scoped OAuth.</w:t>
+        <w:t>A reference WSGI adapter (sdk/python/nc25_universal_adapter.py) implements every route and validates each POST body against the packaged JSON Schemas with pinned jsonschema before calling the engine. It reads the reference X-Workload-Scope header rather than the body; that header does not authenticate a principal. Production derives role and requester from verified workload identity. It binds the posted activation profile and declaration to the engine's sealed hashes, requires the Idempotency-Key header to equal intent.idempotency_key, binds the path permit hash to the body, and maps engine outcomes to the declared HTTP statuses. The engine's default paths are standard-library only; the optional Ed25519 signers require the pinned cryptography wheel and fail closed without it. Production replaces the scope header with mTLS plus scoped OAuth.</w:t>
       </w:r>
     </w:p>
     <w:p>
@@ -13921,7 +13929,7 @@
                 <w:color w:val="000000"/>
                 <w:sz w:val="15"/>
               </w:rPr>
-              <w:t>Malformed evidence object, hash, reference, or unknown status</w:t>
+              <w:t>Malformed submitted evidence object, hash, reference, or unknown status</w:t>
             </w:r>
           </w:p>
         </w:tc>
@@ -13976,6 +13984,119 @@
                 <w:sz w:val="15"/>
               </w:rPr>
               <w:t>No decision</w:t>
+            </w:r>
+          </w:p>
+        </w:tc>
+        <w:tc>
+          <w:tcPr>
+            <w:tcW w:type="dxa" w:w="1460"/>
+            <w:vAlign w:val="center"/>
+            <w:tcMar>
+              <w:top w:w="80" w:type="dxa"/>
+              <w:start w:w="120" w:type="dxa"/>
+              <w:bottom w:w="80" w:type="dxa"/>
+              <w:end w:w="120" w:type="dxa"/>
+            </w:tcMar>
+          </w:tcPr>
+          <w:p>
+            <w:pPr>
+              <w:spacing w:after="0" w:before="0"/>
+            </w:pPr>
+            <w:r/>
+            <w:r>
+              <w:rPr>
+                <w:rFonts w:ascii="Calibri" w:hAnsi="Calibri"/>
+                <w:b w:val="0"/>
+                <w:color w:val="000000"/>
+                <w:sz w:val="15"/>
+              </w:rPr>
+              <w:t>None</w:t>
+            </w:r>
+          </w:p>
+        </w:tc>
+      </w:tr>
+      <w:tr>
+        <w:trPr>
+          <w:cantSplit/>
+        </w:trPr>
+        <w:tc>
+          <w:tcPr>
+            <w:tcW w:type="dxa" w:w="3600"/>
+            <w:vAlign w:val="center"/>
+            <w:tcMar>
+              <w:top w:w="80" w:type="dxa"/>
+              <w:start w:w="120" w:type="dxa"/>
+              <w:bottom w:w="80" w:type="dxa"/>
+              <w:end w:w="120" w:type="dxa"/>
+            </w:tcMar>
+          </w:tcPr>
+          <w:p>
+            <w:pPr>
+              <w:spacing w:after="0" w:before="0"/>
+            </w:pPr>
+            <w:r/>
+            <w:r>
+              <w:rPr>
+                <w:rFonts w:ascii="Calibri" w:hAnsi="Calibri"/>
+                <w:b w:val="0"/>
+                <w:color w:val="000000"/>
+                <w:sz w:val="15"/>
+              </w:rPr>
+              <w:t>Resolver failure or malformed/future authoritative output</w:t>
+            </w:r>
+          </w:p>
+        </w:tc>
+        <w:tc>
+          <w:tcPr>
+            <w:tcW w:type="dxa" w:w="2250"/>
+            <w:vAlign w:val="center"/>
+            <w:tcMar>
+              <w:top w:w="80" w:type="dxa"/>
+              <w:start w:w="120" w:type="dxa"/>
+              <w:bottom w:w="80" w:type="dxa"/>
+              <w:end w:w="120" w:type="dxa"/>
+            </w:tcMar>
+          </w:tcPr>
+          <w:p>
+            <w:pPr>
+              <w:spacing w:after="0" w:before="0"/>
+            </w:pPr>
+            <w:r/>
+            <w:r>
+              <w:rPr>
+                <w:rFonts w:ascii="Calibri" w:hAnsi="Calibri"/>
+                <w:b w:val="0"/>
+                <w:color w:val="000000"/>
+                <w:sz w:val="15"/>
+              </w:rPr>
+              <w:t>REFUSAL</w:t>
+            </w:r>
+          </w:p>
+        </w:tc>
+        <w:tc>
+          <w:tcPr>
+            <w:tcW w:type="dxa" w:w="2050"/>
+            <w:vAlign w:val="center"/>
+            <w:tcMar>
+              <w:top w:w="80" w:type="dxa"/>
+              <w:start w:w="120" w:type="dxa"/>
+              <w:bottom w:w="80" w:type="dxa"/>
+              <w:end w:w="120" w:type="dxa"/>
+            </w:tcMar>
+          </w:tcPr>
+          <w:p>
+            <w:pPr>
+              <w:spacing w:after="0" w:before="0"/>
+            </w:pPr>
+            <w:r/>
+            <w:r>
+              <w:rPr>
+                <w:rFonts w:ascii="Calibri" w:hAnsi="Calibri"/>
+                <w:b w:val="0"/>
+                <w:color w:val="000000"/>
+                <w:sz w:val="15"/>
+              </w:rPr>
+              <w:t>No</w:t>
             </w:r>
           </w:p>
         </w:tc>
@@ -17235,7 +17356,7 @@
                 <w:color w:val="000000"/>
                 <w:sz w:val="17"/>
               </w:rPr>
-              <w:t>34 positive and negative state-machine tests, each run against all three shipped profiles</w:t>
+              <w:t>36 positive and negative state-machine tests, each run against all three shipped profiles</w:t>
             </w:r>
           </w:p>
         </w:tc>
@@ -17579,7 +17700,7 @@
                 <w:color w:val="000000"/>
                 <w:sz w:val="17"/>
               </w:rPr>
-              <w:t>89 focused tests derived from the executable suite</w:t>
+              <w:t>99 focused tests derived from the executable suite</w:t>
             </w:r>
           </w:p>
         </w:tc>
@@ -17665,7 +17786,7 @@
                 <w:color w:val="000000"/>
                 <w:sz w:val="17"/>
               </w:rPr>
-              <w:t>68 tests over the permit-gated append seam, including every declared refusal code of its own vocabulary</w:t>
+              <w:t>71 tests over the permit-gated append seam, including every declared refusal code of its own vocabulary</w:t>
             </w:r>
           </w:p>
         </w:tc>
